--- a/ibm6450/files/Lab7_Submission_Template.docx
+++ b/ibm6450/files/Lab7_Submission_Template.docx
@@ -2548,7 +2548,7 @@
       <w:pPr/>
       <w:r>
         <w:rPr/>
-        <w:t>Part B. Compare with Eisend et al.'s published rows (extract posted on Canvas Mon Nov 2). Match each published row to one of your effects by its means, then log every mismatch: values, labels, conditions, N, df, page.</w:t>
+        <w:t>Part B. Compare with Eisend et al.'s published rows (extract posted on Canvas Sat Oct 31). Match each published row to one of your effects by its means, then log every mismatch: values, labels, conditions, N, df, page.</w:t>
       </w:r>
     </w:p>
     <w:tbl>
